--- a/Risk Identification and Management approach.docx
+++ b/Risk Identification and Management approach.docx
@@ -10,6 +10,13 @@
           <w:bCs/>
         </w:rPr>
       </w:pPr>
+      <w:r>
+        <w:rPr>
+          <w:b/>
+          <w:bCs/>
+        </w:rPr>
+        <w:t xml:space="preserve">User story: </w:t>
+      </w:r>
       <w:r>
         <w:rPr>
           <w:b/>
@@ -40,7 +47,15 @@
         <w:t>, including</w:t>
       </w:r>
       <w:r>
-        <w:t xml:space="preserve"> Next.js, Supabase, and Stripe integration. Each risk was then assessed based on </w:t>
+        <w:t xml:space="preserve"> Next.js, </w:t>
+      </w:r>
+      <w:proofErr w:type="spellStart"/>
+      <w:r>
+        <w:t>Supabase</w:t>
+      </w:r>
+      <w:proofErr w:type="spellEnd"/>
+      <w:r>
+        <w:t xml:space="preserve">, and Stripe integration. Each risk was then assessed based on </w:t>
       </w:r>
       <w:r>
         <w:t xml:space="preserve">its likelihood of occurrence and the potential impact </w:t>
@@ -56,7 +71,15 @@
     </w:p>
     <w:p>
       <w:r>
-        <w:t>This approach ensures that risks are not only recognised early but are also continuously monitored and addressed throughout the project lifecycle.</w:t>
+        <w:t xml:space="preserve">This approach ensures that risks are not only </w:t>
+      </w:r>
+      <w:proofErr w:type="spellStart"/>
+      <w:r>
+        <w:t>recognised</w:t>
+      </w:r>
+      <w:proofErr w:type="spellEnd"/>
+      <w:r>
+        <w:t xml:space="preserve"> early but are also continuously monitored and addressed throughout the project lifecycle.</w:t>
       </w:r>
     </w:p>
     <w:tbl>
@@ -306,7 +329,15 @@
           </w:tcPr>
           <w:p>
             <w:r>
-              <w:t>Overselling products due to poor inventory synchronisation during high-demand periods (Christmas orders)</w:t>
+              <w:t xml:space="preserve">Overselling products due to poor inventory </w:t>
+            </w:r>
+            <w:proofErr w:type="spellStart"/>
+            <w:r>
+              <w:t>synchronisation</w:t>
+            </w:r>
+            <w:proofErr w:type="spellEnd"/>
+            <w:r>
+              <w:t xml:space="preserve"> during high-demand periods (Christmas orders)</w:t>
             </w:r>
           </w:p>
           <w:p/>
@@ -405,7 +436,15 @@
                     <w:spacing w:after="0" w:line="240" w:lineRule="auto"/>
                   </w:pPr>
                   <w:r>
-                    <w:t>Implement real-time inventory updates in Supabase and restrict ordering when stock limits are reached</w:t>
+                    <w:t xml:space="preserve">Implement real-time inventory updates in </w:t>
+                  </w:r>
+                  <w:proofErr w:type="spellStart"/>
+                  <w:r>
+                    <w:t>Supabase</w:t>
+                  </w:r>
+                  <w:proofErr w:type="spellEnd"/>
+                  <w:r>
+                    <w:t xml:space="preserve"> and restrict ordering when stock limits are reached</w:t>
                   </w:r>
                 </w:p>
               </w:tc>
@@ -585,7 +624,15 @@
           </w:tcPr>
           <w:p>
             <w:r>
-              <w:t>Failure to store or retrieve data correctly from Supabase due to incorrect queries or schema design</w:t>
+              <w:t xml:space="preserve">Failure to store or retrieve data correctly from </w:t>
+            </w:r>
+            <w:proofErr w:type="spellStart"/>
+            <w:r>
+              <w:t>Supabase</w:t>
+            </w:r>
+            <w:proofErr w:type="spellEnd"/>
+            <w:r>
+              <w:t xml:space="preserve"> due to incorrect queries or schema design</w:t>
             </w:r>
           </w:p>
           <w:p/>
@@ -1125,7 +1172,15 @@
           </w:tcPr>
           <w:p>
             <w:r>
-              <w:t>Use Supabase authentication and secure API practices; avoid exposing sensitive data</w:t>
+              <w:t xml:space="preserve">Use </w:t>
+            </w:r>
+            <w:proofErr w:type="spellStart"/>
+            <w:r>
+              <w:t>Supabase</w:t>
+            </w:r>
+            <w:proofErr w:type="spellEnd"/>
+            <w:r>
+              <w:t xml:space="preserve"> authentication and secure API practices; avoid exposing sensitive data</w:t>
             </w:r>
           </w:p>
         </w:tc>
@@ -1157,7 +1212,15 @@
           </w:tcPr>
           <w:p>
             <w:r>
-              <w:t xml:space="preserve">Team members unfamiliar with Next.js, Supabase, or </w:t>
+              <w:t xml:space="preserve">Team members unfamiliar with Next.js, </w:t>
+            </w:r>
+            <w:proofErr w:type="spellStart"/>
+            <w:r>
+              <w:t>Supabase</w:t>
+            </w:r>
+            <w:proofErr w:type="spellEnd"/>
+            <w:r>
+              <w:t xml:space="preserve">, or </w:t>
             </w:r>
             <w:r>
               <w:lastRenderedPageBreak/>
@@ -1559,7 +1622,15 @@
           </w:tcPr>
           <w:p>
             <w:r>
-              <w:t>Use efficient queries and optimise frontend rendering; rely on scalable cloud services</w:t>
+              <w:t xml:space="preserve">Use efficient queries and </w:t>
+            </w:r>
+            <w:proofErr w:type="spellStart"/>
+            <w:r>
+              <w:t>optimise</w:t>
+            </w:r>
+            <w:proofErr w:type="spellEnd"/>
+            <w:r>
+              <w:t xml:space="preserve"> frontend rendering; rely on scalable cloud services</w:t>
             </w:r>
           </w:p>
         </w:tc>
@@ -2397,6 +2468,7 @@
   <w:style w:type="character" w:default="1" w:styleId="DefaultParagraphFont">
     <w:name w:val="Default Paragraph Font"/>
     <w:uiPriority w:val="1"/>
+    <w:semiHidden/>
     <w:unhideWhenUsed/>
   </w:style>
   <w:style w:type="table" w:default="1" w:styleId="TableNormal">
